--- a/eng/docx/023.content.docx
+++ b/eng/docx/023.content.docx
@@ -19,7 +19,7 @@
         <w:rPr>
           <w:lang w:val="en_US" w:bidi="en_US"/>
         </w:rPr>
-        <w:t>Resource: Key Terms (FIA)</w:t>
+        <w:t>Resource: Familiarization, Internalization, Articulation (Fia) Terms</w:t>
       </w:r>
       <w:r>
         <w:rPr>
@@ -39,37 +39,80 @@
           <w:b/>
           <w:lang w:val="en_US" w:bidi="en_US"/>
         </w:rPr>
-        <w:t>Familiarization, Internalization, Articulation (FIA) Key Terms</w:t>
+        <w:t>Familiarization, Internalization, Articulation (Fia) Terms</w:t>
       </w:r>
       <w:r>
         <w:rPr>
           <w:lang w:val="en_US" w:bidi="en_US"/>
         </w:rPr>
-        <w:t xml:space="preserve"> © 2023 SRV Partners Released under CC BY-SA 4.0 license. </w:t>
+        <w:t xml:space="preserve"> is based on: </w:t>
       </w:r>
       <w:r>
         <w:rPr>
           <w:lang w:val="en_US" w:bidi="en_US"/>
         </w:rPr>
-        <w:t>Familiarization, Internalization, Articulation (FIA) Key Terms</w:t>
+        <w:t>Familiarization, Internalization, Articulation (Fia) Terms</w:t>
       </w:r>
       <w:r>
         <w:rPr>
           <w:lang w:val="en_US" w:bidi="en_US"/>
         </w:rPr>
-        <w:t xml:space="preserve"> has been adapted in the following languages Tok Pisin, عربي, Français, हिंदी, Bahasa Indonesia, Português, Русский, Español, Kiswahili, 简体中文 from </w:t>
+        <w:t xml:space="preserve">, </w:t>
+      </w:r>
+      <w:hyperlink r:id="rId13">
+        <w:r>
+          <w:rPr>
+            <w:lang w:val="en_US" w:bidi="en_US"/>
+          </w:rPr>
+          <w:rPr>
+            <w:color w:val="0000EE"/>
+            <w:u w:val="single"/>
+          </w:rPr>
+          <w:t>SRV Partners</w:t>
+        </w:r>
+      </w:hyperlink>
+      <w:r>
+        <w:rPr>
+          <w:lang w:val="en_US" w:bidi="en_US"/>
+        </w:rPr>
+        <w:t xml:space="preserve">, 2023, which is licensed under a </w:t>
+      </w:r>
+      <w:hyperlink r:id="rId14">
+        <w:r>
+          <w:rPr>
+            <w:lang w:val="en_US" w:bidi="en_US"/>
+          </w:rPr>
+          <w:rPr>
+            <w:color w:val="0000EE"/>
+            <w:u w:val="single"/>
+          </w:rPr>
+          <w:t>CC BY-SA 4.0 license</w:t>
+        </w:r>
+      </w:hyperlink>
+      <w:r>
+        <w:rPr>
+          <w:lang w:val="en_US" w:bidi="en_US"/>
+        </w:rPr>
+        <w:t>.</w:t>
       </w:r>
       <w:r>
         <w:rPr>
           <w:lang w:val="en_US" w:bidi="en_US"/>
         </w:rPr>
-        <w:t>Familiarization, Internalization, Articulation (FIA)</w:t>
+      </w:r>
+    </w:p>
+    <w:p>
+      <w:pPr/>
+      <w:r>
+        <w:rPr>
+          <w:lang w:val="en_US" w:bidi="en_US"/>
+        </w:rPr>
       </w:r>
       <w:r>
         <w:rPr>
           <w:lang w:val="en_US" w:bidi="en_US"/>
         </w:rPr>
-        <w:t xml:space="preserve"> © 2023 SRV Partners. Released under CC BY-SA 4.0 license by Mission Mutual</w:t>
+        <w:t>This PDF version is provided under the same license.</w:t>
       </w:r>
       <w:r>
         <w:rPr>
@@ -90,7 +133,7 @@
         <w:rPr>
           <w:lang w:val="en_US" w:bidi="en_US"/>
         </w:rPr>
-        <w:t>Key Terms (FIA)</w:t>
+        <w:t>Familiarization, Internalization, Articulation (Fia) Terms</w:t>
       </w:r>
     </w:p>
     <w:p>
@@ -224,48 +267,72 @@
         </w:rPr>
         <w:t xml:space="preserve"> as another name for the city of </w:t>
       </w:r>
-      <w:r>
-        <w:rPr>
-          <w:lang w:val="en_US" w:bidi="en_US"/>
-        </w:rPr>
-        <w:t>Jerusalem</w:t>
-      </w:r>
+      <w:hyperlink r:id="rId15">
+        <w:r>
+          <w:rPr>
+            <w:lang w:val="en_US" w:bidi="en_US"/>
+          </w:rPr>
+          <w:rPr>
+            <w:color w:val="0000EE"/>
+            <w:u w:val="single"/>
+          </w:rPr>
+          <w:t>Jerusalem</w:t>
+        </w:r>
+      </w:hyperlink>
       <w:r>
         <w:rPr>
           <w:lang w:val="en_US" w:bidi="en_US"/>
         </w:rPr>
         <w:t xml:space="preserve">. Zion was the name of one of the mountains in the city of Jerusalem, where the people called the Jebusites lived before </w:t>
       </w:r>
-      <w:r>
-        <w:rPr>
-          <w:lang w:val="en_US" w:bidi="en_US"/>
-        </w:rPr>
-        <w:t>King David</w:t>
-      </w:r>
+      <w:hyperlink r:id="rId16">
+        <w:r>
+          <w:rPr>
+            <w:lang w:val="en_US" w:bidi="en_US"/>
+          </w:rPr>
+          <w:rPr>
+            <w:color w:val="0000EE"/>
+            <w:u w:val="single"/>
+          </w:rPr>
+          <w:t>King David</w:t>
+        </w:r>
+      </w:hyperlink>
       <w:r>
         <w:rPr>
           <w:lang w:val="en_US" w:bidi="en_US"/>
         </w:rPr>
         <w:t xml:space="preserve"> conquered the city. When King David conquered the city, people called the city either "the city of David," or "Zion." Later, people used Zion as a name for the whole city of Jerusalem. Many writers in the Bible use the name Zion especially when they are talking about Jerusalem as a </w:t>
       </w:r>
-      <w:r>
-        <w:rPr>
-          <w:lang w:val="en_US" w:bidi="en_US"/>
-        </w:rPr>
-        <w:t>holy</w:t>
-      </w:r>
+      <w:hyperlink r:id="rId17">
+        <w:r>
+          <w:rPr>
+            <w:lang w:val="en_US" w:bidi="en_US"/>
+          </w:rPr>
+          <w:rPr>
+            <w:color w:val="0000EE"/>
+            <w:u w:val="single"/>
+          </w:rPr>
+          <w:t>holy</w:t>
+        </w:r>
+      </w:hyperlink>
       <w:r>
         <w:rPr>
           <w:lang w:val="en_US" w:bidi="en_US"/>
         </w:rPr>
         <w:t xml:space="preserve"> place where </w:t>
       </w:r>
-      <w:r>
-        <w:rPr>
-          <w:lang w:val="en_US" w:bidi="en_US"/>
-        </w:rPr>
-        <w:t>God</w:t>
-      </w:r>
+      <w:hyperlink r:id="rId18">
+        <w:r>
+          <w:rPr>
+            <w:lang w:val="en_US" w:bidi="en_US"/>
+          </w:rPr>
+          <w:rPr>
+            <w:color w:val="0000EE"/>
+            <w:u w:val="single"/>
+          </w:rPr>
+          <w:t>God</w:t>
+        </w:r>
+      </w:hyperlink>
       <w:r>
         <w:rPr>
           <w:lang w:val="en_US" w:bidi="en_US"/>
@@ -330,38 +397,7 @@
           <w:lang w:val="en_US" w:bidi="en_US"/>
         </w:rPr>
       </w:r>
-      <w:hyperlink r:id="rId13">
-        <w:r>
-          <w:rPr>
-            <w:lang w:val="en_US" w:bidi="en_US"/>
-          </w:rPr>
-          <w:rPr>
-            <w:color w:val="0000EE"/>
-            <w:u w:val="single"/>
-          </w:rPr>
-          <w:t>webm file</w:t>
-        </w:r>
-      </w:hyperlink>
-      <w:r>
-        <w:rPr>
-          <w:lang w:val="en_US" w:bidi="en_US"/>
-        </w:rPr>
-        <w:t xml:space="preserve"> (371689 KB)</w:t>
-      </w:r>
-      <w:r>
-        <w:rPr>
-          <w:lang w:val="en_US" w:bidi="en_US"/>
-        </w:rPr>
-      </w:r>
-    </w:p>
-    <w:p>
-      <w:pPr/>
-      <w:r>
-        <w:rPr>
-          <w:lang w:val="en_US" w:bidi="en_US"/>
-        </w:rPr>
-      </w:r>
-      <w:hyperlink r:id="rId14">
+      <w:hyperlink r:id="rId19">
         <w:r>
           <w:rPr>
             <w:lang w:val="en_US" w:bidi="en_US"/>

--- a/eng/docx/023.content.docx
+++ b/eng/docx/023.content.docx
@@ -39,80 +39,37 @@
           <w:b/>
           <w:lang w:val="en_US" w:bidi="en_US"/>
         </w:rPr>
-        <w:t>Familiarization, Internalization, Articulation (Fia) Terms</w:t>
+        <w:t>Familiarization, Internalization, Articulation (FIA) Key Terms</w:t>
       </w:r>
       <w:r>
         <w:rPr>
           <w:lang w:val="en_US" w:bidi="en_US"/>
         </w:rPr>
-        <w:t xml:space="preserve"> is based on: </w:t>
+        <w:t xml:space="preserve"> © 2023 SRV Partners Released under CC BY-SA 4.0 license. </w:t>
       </w:r>
       <w:r>
         <w:rPr>
           <w:lang w:val="en_US" w:bidi="en_US"/>
         </w:rPr>
-        <w:t>Familiarization, Internalization, Articulation (Fia) Terms</w:t>
+        <w:t>Familiarization, Internalization, Articulation (FIA) Key Terms</w:t>
       </w:r>
       <w:r>
         <w:rPr>
           <w:lang w:val="en_US" w:bidi="en_US"/>
         </w:rPr>
-        <w:t xml:space="preserve">, </w:t>
-      </w:r>
-      <w:hyperlink r:id="rId13">
-        <w:r>
-          <w:rPr>
-            <w:lang w:val="en_US" w:bidi="en_US"/>
-          </w:rPr>
-          <w:rPr>
-            <w:color w:val="0000EE"/>
-            <w:u w:val="single"/>
-          </w:rPr>
-          <w:t>SRV Partners</w:t>
-        </w:r>
-      </w:hyperlink>
-      <w:r>
-        <w:rPr>
-          <w:lang w:val="en_US" w:bidi="en_US"/>
-        </w:rPr>
-        <w:t xml:space="preserve">, 2023, which is licensed under a </w:t>
-      </w:r>
-      <w:hyperlink r:id="rId14">
-        <w:r>
-          <w:rPr>
-            <w:lang w:val="en_US" w:bidi="en_US"/>
-          </w:rPr>
-          <w:rPr>
-            <w:color w:val="0000EE"/>
-            <w:u w:val="single"/>
-          </w:rPr>
-          <w:t>CC BY-SA 4.0 license</w:t>
-        </w:r>
-      </w:hyperlink>
-      <w:r>
-        <w:rPr>
-          <w:lang w:val="en_US" w:bidi="en_US"/>
-        </w:rPr>
-        <w:t>.</w:t>
+        <w:t xml:space="preserve"> has been adapted in the following languages Tok Pisin, عربي, Français, हिंदी, Bahasa Indonesia, Português, Русский, Español, Kiswahili, 简体中文 from </w:t>
       </w:r>
       <w:r>
         <w:rPr>
           <w:lang w:val="en_US" w:bidi="en_US"/>
         </w:rPr>
-      </w:r>
-    </w:p>
-    <w:p>
-      <w:pPr/>
-      <w:r>
-        <w:rPr>
-          <w:lang w:val="en_US" w:bidi="en_US"/>
-        </w:rPr>
+        <w:t>Familiarization, Internalization, Articulation (FIA)</w:t>
       </w:r>
       <w:r>
         <w:rPr>
           <w:lang w:val="en_US" w:bidi="en_US"/>
         </w:rPr>
-        <w:t>This PDF version is provided under the same license.</w:t>
+        <w:t xml:space="preserve"> © 2023 SRV Partners. Released under CC BY-SA 4.0 license by Mission Mutual</w:t>
       </w:r>
       <w:r>
         <w:rPr>
@@ -267,7 +224,7 @@
         </w:rPr>
         <w:t xml:space="preserve"> as another name for the city of </w:t>
       </w:r>
-      <w:hyperlink r:id="rId15">
+      <w:hyperlink r:id="rId13">
         <w:r>
           <w:rPr>
             <w:lang w:val="en_US" w:bidi="en_US"/>
@@ -285,7 +242,7 @@
         </w:rPr>
         <w:t xml:space="preserve">. Zion was the name of one of the mountains in the city of Jerusalem, where the people called the Jebusites lived before </w:t>
       </w:r>
-      <w:hyperlink r:id="rId16">
+      <w:hyperlink r:id="rId14">
         <w:r>
           <w:rPr>
             <w:lang w:val="en_US" w:bidi="en_US"/>
@@ -303,7 +260,7 @@
         </w:rPr>
         <w:t xml:space="preserve"> conquered the city. When King David conquered the city, people called the city either "the city of David," or "Zion." Later, people used Zion as a name for the whole city of Jerusalem. Many writers in the Bible use the name Zion especially when they are talking about Jerusalem as a </w:t>
       </w:r>
-      <w:hyperlink r:id="rId17">
+      <w:hyperlink r:id="rId15">
         <w:r>
           <w:rPr>
             <w:lang w:val="en_US" w:bidi="en_US"/>
@@ -321,7 +278,7 @@
         </w:rPr>
         <w:t xml:space="preserve"> place where </w:t>
       </w:r>
-      <w:hyperlink r:id="rId18">
+      <w:hyperlink r:id="rId16">
         <w:r>
           <w:rPr>
             <w:lang w:val="en_US" w:bidi="en_US"/>
@@ -397,7 +354,7 @@
           <w:lang w:val="en_US" w:bidi="en_US"/>
         </w:rPr>
       </w:r>
-      <w:hyperlink r:id="rId19">
+      <w:hyperlink r:id="rId17">
         <w:r>
           <w:rPr>
             <w:lang w:val="en_US" w:bidi="en_US"/>

--- a/eng/docx/023.content.docx
+++ b/eng/docx/023.content.docx
@@ -45,7 +45,7 @@
         <w:rPr>
           <w:lang w:val="en_US" w:bidi="en_US"/>
         </w:rPr>
-        <w:t xml:space="preserve"> © 2023 SRV Partners Released under CC BY-SA 4.0 license. </w:t>
+        <w:t xml:space="preserve"> © 2025 Word Collective Released under CC BY-SA 4.0 license. </w:t>
       </w:r>
       <w:r>
         <w:rPr>
@@ -69,7 +69,7 @@
         <w:rPr>
           <w:lang w:val="en_US" w:bidi="en_US"/>
         </w:rPr>
-        <w:t xml:space="preserve"> © 2023 SRV Partners. Released under CC BY-SA 4.0 license by Mission Mutual</w:t>
+        <w:t xml:space="preserve"> © 2025 Word Collective. Released under CC BY-SA 4.0 license by Mission Mutual</w:t>
       </w:r>
       <w:r>
         <w:rPr>
